--- a/mokun3/2fin/word/m3s2_L8_check_exam.docx
+++ b/mokun3/2fin/word/m3s2_L8_check_exam.docx
@@ -3265,7 +3265,17 @@
           <w:sz w:val="18"/>
           <w:u w:val="none"/>
         </w:rPr>
-        <w:t>〈보기〉 ( he / was able to / teach / people / how / to find / finding / the quickest ways / to their destinations )</w:t>
+        <w:t xml:space="preserve">〈보기〉 </w:t>
+      </w:r>
+      <w:r>
+        <w:rPr>
+          <w:rFonts w:ascii="맑은 고딕" w:hAnsi="맑은 고딕" w:eastAsia="맑은 고딕"/>
+          <w:b w:val="0"/>
+          <w:i w:val="0"/>
+          <w:sz w:val="18"/>
+          <w:u w:val="none"/>
+        </w:rPr>
+        <w:t>( people / was able to / to their destinations / to find / he / the quickest ways / how / teach / finding )</w:t>
       </w:r>
       <w:r>
         <w:br/>
@@ -3278,7 +3288,20 @@
           <w:sz w:val="18"/>
           <w:u w:val="none"/>
         </w:rPr>
-        <w:t xml:space="preserve">Since he had found many different paths, he was able to teach people ____ ★____ the quickest ways to their destinations. → ★ = </w:t>
+        <w:t>Since he had found many different paths, ______ ______ ______ ______ ______ ★______ ______ ______ .</w:t>
+      </w:r>
+      <w:r>
+        <w:br/>
+      </w:r>
+      <w:r>
+        <w:rPr>
+          <w:rFonts w:ascii="맑은 고딕" w:hAnsi="맑은 고딕" w:eastAsia="맑은 고딕"/>
+          <w:b w:val="0"/>
+          <w:i w:val="0"/>
+          <w:sz w:val="18"/>
+          <w:u w:val="none"/>
+        </w:rPr>
+        <w:t xml:space="preserve">▶ ★ = </w:t>
       </w:r>
       <w:r>
         <w:rPr>
@@ -3431,7 +3454,17 @@
           <w:sz w:val="18"/>
           <w:u w:val="none"/>
         </w:rPr>
-        <w:t>〈보기〉 ( while / during / he / was / with them / he / showed / them / great kindness )</w:t>
+        <w:t xml:space="preserve">〈보기〉 </w:t>
+      </w:r>
+      <w:r>
+        <w:rPr>
+          <w:rFonts w:ascii="맑은 고딕" w:hAnsi="맑은 고딕" w:eastAsia="맑은 고딕"/>
+          <w:b w:val="0"/>
+          <w:i w:val="0"/>
+          <w:sz w:val="18"/>
+          <w:u w:val="none"/>
+        </w:rPr>
+        <w:t>( he / them / with them / while / he / was / during / showed / great kindness )</w:t>
       </w:r>
       <w:r>
         <w:br/>
@@ -3444,7 +3477,20 @@
           <w:sz w:val="18"/>
           <w:u w:val="none"/>
         </w:rPr>
-        <w:t xml:space="preserve">★____ he was with them, he ____ ____ great kindness. → ★ = </w:t>
+        <w:t>→ ★______ ______ ______ ______ , ______ ______ ______ ______ .</w:t>
+      </w:r>
+      <w:r>
+        <w:br/>
+      </w:r>
+      <w:r>
+        <w:rPr>
+          <w:rFonts w:ascii="맑은 고딕" w:hAnsi="맑은 고딕" w:eastAsia="맑은 고딕"/>
+          <w:b w:val="0"/>
+          <w:i w:val="0"/>
+          <w:sz w:val="18"/>
+          <w:u w:val="none"/>
+        </w:rPr>
+        <w:t xml:space="preserve">▶ ★ = </w:t>
       </w:r>
       <w:r>
         <w:rPr>

--- a/mokun3/2fin/word/m3s2_L8_check_exam.docx
+++ b/mokun3/2fin/word/m3s2_L8_check_exam.docx
@@ -19,10 +19,10 @@
     </w:p>
     <w:p>
       <w:pPr>
-        <w:spacing w:before="0" w:after="60" w:line="259" w:lineRule="auto"/>
         <w:pBdr>
           <w:bottom w:val="single" w:sz="8" w:space="1" w:color="1F3864"/>
         </w:pBdr>
+        <w:spacing w:before="0" w:after="60" w:line="259" w:lineRule="auto"/>
       </w:pPr>
       <w:r>
         <w:rPr>
@@ -40,8 +40,8 @@
         <w:sectPr>
           <w:pgSz w:w="11906" w:h="16838"/>
           <w:pgMar w:top="680" w:right="794" w:bottom="624" w:left="794" w:header="720" w:footer="720" w:gutter="0"/>
+          <w:cols w:num="1" w:space="360"/>
           <w:docGrid w:linePitch="360"/>
-          <w:cols w:num="1" w:space="360"/>
         </w:sectPr>
       </w:pPr>
     </w:p>
@@ -3779,8 +3779,8 @@
           <w:type w:val="continuous"/>
           <w:pgSz w:w="11906" w:h="16838"/>
           <w:pgMar w:top="680" w:right="794" w:bottom="624" w:left="794" w:header="720" w:footer="720" w:gutter="0"/>
+          <w:cols w:num="2" w:space="360" w:sep="1"/>
           <w:docGrid w:linePitch="360"/>
-          <w:cols w:num="2" w:space="360" w:sep="1"/>
         </w:sectPr>
       </w:pPr>
     </w:p>
@@ -4387,8 +4387,8 @@
     <w:sectPr>
       <w:pgSz w:w="11906" w:h="16838"/>
       <w:pgMar w:top="680" w:right="794" w:bottom="624" w:left="794" w:header="720" w:footer="720" w:gutter="0"/>
+      <w:cols w:num="1" w:space="360"/>
       <w:docGrid w:linePitch="360"/>
-      <w:cols w:num="1" w:space="360"/>
     </w:sectPr>
   </w:body>
 </w:document>
